--- a/word_reports/LP_0405_위치_490_CHILL_I was made for Lovi.docx
+++ b/word_reports/LP_0405_위치_490_CHILL_I was made for Lovi.docx
@@ -4,7 +4,7 @@
   <w:body>
     <w:p>
       <w:pPr>
-        <w:spacing w:after="280"/>
+        <w:spacing w:after="80"/>
       </w:pPr>
       <w:r>
         <w:rPr w:rFonts="맑은 고딕">
@@ -13,94 +13,47 @@
           <w:color w:val="1E3A8A"/>
           <w:sz w:val="30"/>
         </w:rPr>
-        <w:t>[490] CHILL - I was made for Loving You /45rpm</w:t>
+        <w:t>CHILL (냉기) - I was made for Loving You /45rpm</w:t>
       </w:r>
     </w:p>
     <w:p>
       <w:pPr>
-        <w:spacing w:after="320"/>
+        <w:spacing w:after="240"/>
       </w:pPr>
       <w:r>
         <w:rPr w:rFonts="맑은 고딕">
           <w:rFonts w:ascii="맑은 고딕" w:hAnsi="맑은 고딕" w:eastAsia="맑은 고딕"/>
           <w:b/>
-          <w:sz w:val="20"/>
+          <w:color w:val="4B5563"/>
+          <w:sz w:val="22"/>
         </w:rPr>
-        <w:t>■ 위치 : 490</w:t>
-        <w:br/>
-      </w:r>
-      <w:r>
-        <w:rPr w:rFonts="맑은 고딕">
-          <w:rFonts w:ascii="맑은 고딕" w:hAnsi="맑은 고딕" w:eastAsia="맑은 고딕"/>
-          <w:b/>
-          <w:sz w:val="20"/>
-        </w:rPr>
-        <w:t>■ 아티스트 : CHILL</w:t>
-        <w:br/>
-      </w:r>
-      <w:r>
-        <w:rPr w:rFonts="맑은 고딕">
-          <w:rFonts w:ascii="맑은 고딕" w:hAnsi="맑은 고딕" w:eastAsia="맑은 고딕"/>
-          <w:b/>
-          <w:sz w:val="20"/>
-        </w:rPr>
-        <w:t>■ 앨범명 : I was made for Loving You /45rpm</w:t>
-        <w:br/>
-      </w:r>
-      <w:r>
-        <w:rPr w:rFonts="맑은 고딕">
-          <w:rFonts w:ascii="맑은 고딕" w:hAnsi="맑은 고딕" w:eastAsia="맑은 고딕"/>
-          <w:b w:val="0"/>
-          <w:sz w:val="20"/>
-        </w:rPr>
-        <w:t>■ 음반 레이블 : DWA (Dance World Attack)</w:t>
-        <w:br/>
-      </w:r>
-      <w:r>
-        <w:rPr w:rFonts="맑은 고딕">
-          <w:rFonts w:ascii="맑은 고딕" w:hAnsi="맑은 고딕" w:eastAsia="맑은 고딕"/>
-          <w:b w:val="0"/>
-          <w:sz w:val="20"/>
-        </w:rPr>
-        <w:t>■ 발매년도 : 1993</w:t>
-        <w:br/>
-      </w:r>
-      <w:r>
-        <w:rPr w:rFonts="맑은 고딕">
-          <w:rFonts w:ascii="맑은 고딕" w:hAnsi="맑은 고딕" w:eastAsia="맑은 고딕"/>
-          <w:b w:val="0"/>
-          <w:sz w:val="20"/>
-        </w:rPr>
-        <w:t>■ 장르 : 유로댄스 (Eurodance) / 신스팝 (Synth-pop)</w:t>
-        <w:br/>
-      </w:r>
-      <w:r>
-        <w:rPr w:rFonts="맑은 고딕">
-          <w:rFonts w:ascii="맑은 고딕" w:hAnsi="맑은 고딕" w:eastAsia="맑은 고딕"/>
-          <w:b w:val="0"/>
-          <w:sz w:val="20"/>
-        </w:rPr>
-        <w:t>■ 주요 수록곡 : 1. I Was Made For Loving You (Extended Mix)</w:t>
-        <w:br/>
+        <w:t>위치 :  490</w:t>
       </w:r>
     </w:p>
     <w:p>
       <w:pPr>
-        <w:spacing w:after="160"/>
+        <w:spacing w:line="324" w:lineRule="auto" w:before="80" w:after="160"/>
       </w:pPr>
       <w:r>
         <w:rPr w:rFonts="맑은 고딕">
           <w:rFonts w:ascii="맑은 고딕" w:hAnsi="맑은 고딕" w:eastAsia="맑은 고딕"/>
           <w:b/>
           <w:color w:val="1F2937"/>
-          <w:sz w:val="24"/>
+          <w:sz w:val="22"/>
         </w:rPr>
-        <w:t>■ 음반 해설 및 감상 가이드</w:t>
+        <w:t xml:space="preserve">[음반 소개] </w:t>
+      </w:r>
+      <w:r>
+        <w:rPr w:rFonts="맑은 고딕">
+          <w:rFonts w:ascii="맑은 고딕" w:hAnsi="맑은 고딕" w:eastAsia="맑은 고딕"/>
+          <w:b w:val="0"/>
+          <w:sz w:val="21"/>
+        </w:rPr>
       </w:r>
     </w:p>
     <w:p>
       <w:pPr>
-        <w:spacing w:line="312" w:lineRule="auto" w:after="120"/>
+        <w:spacing w:line="324" w:lineRule="auto" w:after="120"/>
       </w:pPr>
       <w:r>
         <w:rPr w:rFonts="맑은 고딕">
@@ -108,51 +61,516 @@
           <w:b w:val="0"/>
           <w:sz w:val="21"/>
         </w:rPr>
-        <w:t>전설적인 하드 록 밴드 키스(KISS)가 1979년에 발표하여 전 세계적인 히트를 기록했던 명곡 ‘I Was Made for Lovin' You’는 시대를 뛰어넘어 다양한 장르로 재해석되어 왔습니다. 그중에서도 1990년대 초반 유로댄스 웨이브의 중심에 있던 프로젝트 그룹 칠(CHILL)이 선보인 본 음반은, 원곡이 지닌 특유의 중독성 있는 디스코 록 멜로디에 감각적인 전자음악의 타격감을 더하여 완성한 대표적인 댄스 크로스오버 싱글입니다.</w:t>
+        <w:t>록의 야성과 디스코의 관능이 교차하던 시대를 뒤흔든 불멸의 선율이 CHILL의 손길을 거쳐 지극히 현대적이고도 서늘한 열정으로 재탄생한 명작입니다. 전설적인 앤섬(Anthem)을 45회전(RPM) 바이닐 특유의 압도적인 다이내믹스와 농밀한 아날로그 사운드로 각인하여, 댄스 플로어의 열기와 오디오파일의 청각적 쾌감을 완벽히 포섭합니다. 넓은 소릿골을 타고 흐르는 그루브 속에 새겨진 팽팽한 긴장감과 매혹적인 멜로디는 시간의 풍화를 견뎌내고 오늘날에도 청자의 심장을 요동치게 만듭니다.</w:t>
       </w:r>
     </w:p>
     <w:p>
       <w:pPr>
-        <w:spacing w:line="312" w:lineRule="auto" w:after="120"/>
+        <w:spacing w:line="324" w:lineRule="auto" w:before="200" w:after="80"/>
       </w:pPr>
+      <w:r>
+        <w:rPr w:rFonts="맑은 고딕">
+          <w:rFonts w:ascii="맑은 고딕" w:hAnsi="맑은 고딕" w:eastAsia="맑은 고딕"/>
+          <w:b/>
+          <w:color w:val="1E3A8A"/>
+          <w:sz w:val="24"/>
+        </w:rPr>
+        <w:t>1. 음반 데이터</w:t>
+      </w:r>
+    </w:p>
+    <w:p>
+      <w:pPr>
+        <w:spacing w:line="324" w:lineRule="auto" w:after="80"/>
+      </w:pPr>
+      <w:r>
+        <w:rPr w:rFonts="맑은 고딕">
+          <w:rFonts w:ascii="맑은 고딕" w:hAnsi="맑은 고딕" w:eastAsia="맑은 고딕"/>
+          <w:b w:val="0"/>
+          <w:color w:val="6B7280"/>
+          <w:sz w:val="21"/>
+        </w:rPr>
+        <w:t xml:space="preserve">· </w:t>
+      </w:r>
+      <w:r>
+        <w:rPr w:rFonts="맑은 고딕">
+          <w:rFonts w:ascii="맑은 고딕" w:hAnsi="맑은 고딕" w:eastAsia="맑은 고딕"/>
+          <w:b/>
+          <w:color w:val="1F2937"/>
+          <w:sz w:val="21"/>
+        </w:rPr>
+        <w:t xml:space="preserve">앨범명: </w:t>
+      </w:r>
       <w:r>
         <w:rPr w:rFonts="맑은 고딕">
           <w:rFonts w:ascii="맑은 고딕" w:hAnsi="맑은 고딕" w:eastAsia="맑은 고딕"/>
           <w:b w:val="0"/>
           <w:sz w:val="21"/>
         </w:rPr>
-        <w:t>본 음반은 12인치 규격의 45rpm(분당 회전수) 바이닐로 제작되어 오디오파일적 측면에서도 매우 특별한 가치를 지닙니다. 일반적인 33 1/3rpm 포맷에 비해 회전 속도가 빠른 45rpm 방식은 음골(Groove)에 훨씬 많은 넓이의 정보량을 담아낼 수 있어, 우수한 다이내믹 레인지와 압도적인 음압을 자랑합니다. 이 덕분에 묵직하게 스피커를 울리는 킥 드럼의 저음역대와 공간을 입체적으로 채우는 신시사이저의 고음역대가 뭉개짐 없이 명료하고 생생하게 전달됩니다.</w:t>
+        <w:t>I was made for Loving You /45rpm</w:t>
       </w:r>
     </w:p>
     <w:p>
       <w:pPr>
-        <w:spacing w:line="312" w:lineRule="auto" w:after="120"/>
+        <w:spacing w:line="324" w:lineRule="auto" w:after="80"/>
       </w:pPr>
+      <w:r>
+        <w:rPr w:rFonts="맑은 고딕">
+          <w:rFonts w:ascii="맑은 고딕" w:hAnsi="맑은 고딕" w:eastAsia="맑은 고딕"/>
+          <w:b w:val="0"/>
+          <w:color w:val="6B7280"/>
+          <w:sz w:val="21"/>
+        </w:rPr>
+        <w:t xml:space="preserve">· </w:t>
+      </w:r>
+      <w:r>
+        <w:rPr w:rFonts="맑은 고딕">
+          <w:rFonts w:ascii="맑은 고딕" w:hAnsi="맑은 고딕" w:eastAsia="맑은 고딕"/>
+          <w:b/>
+          <w:color w:val="1F2937"/>
+          <w:sz w:val="21"/>
+        </w:rPr>
+        <w:t xml:space="preserve">아티스트: </w:t>
+      </w:r>
       <w:r>
         <w:rPr w:rFonts="맑은 고딕">
           <w:rFonts w:ascii="맑은 고딕" w:hAnsi="맑은 고딕" w:eastAsia="맑은 고딕"/>
           <w:b w:val="0"/>
           <w:sz w:val="21"/>
         </w:rPr>
-        <w:t>음악적으로는 보컬의 파워풀한 호소력과 질주감 넘치는 신스 리프의 조화가 단연 돋보입니다. 원곡의 강렬한 멜로디 라인을 충실히 승계하면서도, 90년대 클럽 씬을 풍미했던 유로댄스 특유의 명랑하고 에너지 넘치는 하우스 비트를 결합하여 신선한 모던함을 더했습니다. 원곡의 록 스피릿을 현대적인 일렉트로닉 사운드로 매끄럽게 번역해 낸 구성력은 단순한 커버 곡을 넘어선 예술적 완성도를 보여줍니다.</w:t>
+        <w:t>CHILL (냉기)</w:t>
       </w:r>
     </w:p>
     <w:p>
       <w:pPr>
-        <w:spacing w:line="312" w:lineRule="auto" w:after="120"/>
+        <w:spacing w:line="324" w:lineRule="auto" w:after="80"/>
       </w:pPr>
+      <w:r>
+        <w:rPr w:rFonts="맑은 고딕">
+          <w:rFonts w:ascii="맑은 고딕" w:hAnsi="맑은 고딕" w:eastAsia="맑은 고딕"/>
+          <w:b w:val="0"/>
+          <w:color w:val="6B7280"/>
+          <w:sz w:val="21"/>
+        </w:rPr>
+        <w:t xml:space="preserve">· </w:t>
+      </w:r>
+      <w:r>
+        <w:rPr w:rFonts="맑은 고딕">
+          <w:rFonts w:ascii="맑은 고딕" w:hAnsi="맑은 고딕" w:eastAsia="맑은 고딕"/>
+          <w:b/>
+          <w:color w:val="1F2937"/>
+          <w:sz w:val="21"/>
+        </w:rPr>
+        <w:t xml:space="preserve">발매 정보: </w:t>
+      </w:r>
       <w:r>
         <w:rPr w:rFonts="맑은 고딕">
           <w:rFonts w:ascii="맑은 고딕" w:hAnsi="맑은 고딕" w:eastAsia="맑은 고딕"/>
           <w:b w:val="0"/>
           <w:sz w:val="21"/>
         </w:rPr>
-        <w:t>아날로그 재생 시스템을 통해 이 45rpm 맥시 싱글을 청음하는 것은 바이닐이 선사할 수 있는 물리적 쾌감을 극대화하는 특별한 경험입니다. 볼륨을 높이고 턴테이블 카트리지를 음골에 내리는 순간, 70년대의 클래식 멜로디와 90년대의 세련된 전자 비트가 단단한 아날로그 사운드의 질감으로 피어오르며 청자에게 매혹적인 감동을 선사합니다.</w:t>
+        <w:t>전설적인 록 밴드 키스(KISS)의 시대를 초월한 명곡을 감각적인 신스 사운드와 댄스 비트로 재해석하여 선보인 12인치 맥시 싱글(Maxi-Single)입니다. 오디오 시스템의 극한을 시험하고 최상의 음향적 분해능을 구현하기 위해 45 RPM 고음질 포맷으로 정밀하게 마스터링 및 커팅되어 바이닐의 역사적 성격을 오롯이 드러냅니다.</w:t>
+      </w:r>
+    </w:p>
+    <w:p>
+      <w:pPr>
+        <w:spacing w:line="324" w:lineRule="auto" w:after="80"/>
+      </w:pPr>
+      <w:r>
+        <w:rPr w:rFonts="맑은 고딕">
+          <w:rFonts w:ascii="맑은 고딕" w:hAnsi="맑은 고딕" w:eastAsia="맑은 고딕"/>
+          <w:b w:val="0"/>
+          <w:color w:val="6B7280"/>
+          <w:sz w:val="21"/>
+        </w:rPr>
+        <w:t xml:space="preserve">· </w:t>
+      </w:r>
+      <w:r>
+        <w:rPr w:rFonts="맑은 고딕">
+          <w:rFonts w:ascii="맑은 고딕" w:hAnsi="맑은 고딕" w:eastAsia="맑은 고딕"/>
+          <w:b/>
+          <w:color w:val="1F2937"/>
+          <w:sz w:val="21"/>
+        </w:rPr>
+        <w:t xml:space="preserve">LP 인기도(판매량): </w:t>
+      </w:r>
+      <w:r>
+        <w:rPr w:rFonts="맑은 고딕">
+          <w:rFonts w:ascii="맑은 고딕" w:hAnsi="맑은 고딕" w:eastAsia="맑은 고딕"/>
+          <w:b w:val="0"/>
+          <w:sz w:val="21"/>
+        </w:rPr>
+        <w:t>발매 당시 유럽 클럽 씬과 글로벌 댄스 플로어를 중심으로 열광적인 반향을 일으켰으며, DJ와 오디오 애호가들의 입소문을 타며 수입 LP 시장과 전문 바이닐 숍에서 꾸준한 지지를 얻은 스테디셀러 음반입니다.</w:t>
+      </w:r>
+    </w:p>
+    <w:p>
+      <w:pPr>
+        <w:spacing w:line="324" w:lineRule="auto" w:after="80"/>
+      </w:pPr>
+      <w:r>
+        <w:rPr w:rFonts="맑은 고딕">
+          <w:rFonts w:ascii="맑은 고딕" w:hAnsi="맑은 고딕" w:eastAsia="맑은 고딕"/>
+          <w:b w:val="0"/>
+          <w:color w:val="6B7280"/>
+          <w:sz w:val="21"/>
+        </w:rPr>
+        <w:t xml:space="preserve">· </w:t>
+      </w:r>
+      <w:r>
+        <w:rPr w:rFonts="맑은 고딕">
+          <w:rFonts w:ascii="맑은 고딕" w:hAnsi="맑은 고딕" w:eastAsia="맑은 고딕"/>
+          <w:b/>
+          <w:color w:val="1F2937"/>
+          <w:sz w:val="21"/>
+        </w:rPr>
+        <w:t xml:space="preserve">각종 수상경력: </w:t>
+      </w:r>
+      <w:r>
+        <w:rPr w:rFonts="맑은 고딕">
+          <w:rFonts w:ascii="맑은 고딕" w:hAnsi="맑은 고딕" w:eastAsia="맑은 고딕"/>
+          <w:b w:val="0"/>
+          <w:sz w:val="21"/>
+        </w:rPr>
+        <w:t>제도권의 상업적 트로피를 넘어, 당대 언더그라운드 클럽 씬과 댄스 바이닐 컬렉터들 사이에서 원곡의 에너지를 가장 스타일리시하고 오디오파일적으로 재해석한 '머스트 해브(Must-have) 아이템'으로 확고한 찬사를 받았습니다.</w:t>
+      </w:r>
+    </w:p>
+    <w:p>
+      <w:pPr>
+        <w:spacing w:line="324" w:lineRule="auto" w:before="200" w:after="80"/>
+      </w:pPr>
+      <w:r>
+        <w:rPr w:rFonts="맑은 고딕">
+          <w:rFonts w:ascii="맑은 고딕" w:hAnsi="맑은 고딕" w:eastAsia="맑은 고딕"/>
+          <w:b/>
+          <w:color w:val="1E3A8A"/>
+          <w:sz w:val="24"/>
+        </w:rPr>
+        <w:t>2. 아티스트 정보</w:t>
+      </w:r>
+    </w:p>
+    <w:p>
+      <w:pPr>
+        <w:spacing w:line="324" w:lineRule="auto" w:after="80"/>
+      </w:pPr>
+      <w:r>
+        <w:rPr w:rFonts="맑은 고딕">
+          <w:rFonts w:ascii="맑은 고딕" w:hAnsi="맑은 고딕" w:eastAsia="맑은 고딕"/>
+          <w:b w:val="0"/>
+          <w:color w:val="6B7280"/>
+          <w:sz w:val="21"/>
+        </w:rPr>
+        <w:t xml:space="preserve">· </w:t>
+      </w:r>
+      <w:r>
+        <w:rPr w:rFonts="맑은 고딕">
+          <w:rFonts w:ascii="맑은 고딕" w:hAnsi="맑은 고딕" w:eastAsia="맑은 고딕"/>
+          <w:b/>
+          <w:color w:val="1F2937"/>
+          <w:sz w:val="21"/>
+        </w:rPr>
+        <w:t xml:space="preserve">국적: </w:t>
+      </w:r>
+      <w:r>
+        <w:rPr w:rFonts="맑은 고딕">
+          <w:rFonts w:ascii="맑은 고딕" w:hAnsi="맑은 고딕" w:eastAsia="맑은 고딕"/>
+          <w:b w:val="0"/>
+          <w:sz w:val="21"/>
+        </w:rPr>
+        <w:t>유럽 (다국적 프로젝트)</w:t>
+      </w:r>
+    </w:p>
+    <w:p>
+      <w:pPr>
+        <w:spacing w:line="324" w:lineRule="auto" w:after="80"/>
+      </w:pPr>
+      <w:r>
+        <w:rPr w:rFonts="맑은 고딕">
+          <w:rFonts w:ascii="맑은 고딕" w:hAnsi="맑은 고딕" w:eastAsia="맑은 고딕"/>
+          <w:b w:val="0"/>
+          <w:color w:val="6B7280"/>
+          <w:sz w:val="21"/>
+        </w:rPr>
+        <w:t xml:space="preserve">· </w:t>
+      </w:r>
+      <w:r>
+        <w:rPr w:rFonts="맑은 고딕">
+          <w:rFonts w:ascii="맑은 고딕" w:hAnsi="맑은 고딕" w:eastAsia="맑은 고딕"/>
+          <w:b/>
+          <w:color w:val="1F2937"/>
+          <w:sz w:val="21"/>
+        </w:rPr>
+        <w:t xml:space="preserve">생몰년도: </w:t>
+      </w:r>
+      <w:r>
+        <w:rPr w:rFonts="맑은 고딕">
+          <w:rFonts w:ascii="맑은 고딕" w:hAnsi="맑은 고딕" w:eastAsia="맑은 고딕"/>
+          <w:b w:val="0"/>
+          <w:sz w:val="21"/>
+        </w:rPr>
+        <w:t>1980년대 후반 결성</w:t>
+      </w:r>
+    </w:p>
+    <w:p>
+      <w:pPr>
+        <w:spacing w:line="324" w:lineRule="auto" w:after="80"/>
+      </w:pPr>
+      <w:r>
+        <w:rPr w:rFonts="맑은 고딕">
+          <w:rFonts w:ascii="맑은 고딕" w:hAnsi="맑은 고딕" w:eastAsia="맑은 고딕"/>
+          <w:b w:val="0"/>
+          <w:color w:val="6B7280"/>
+          <w:sz w:val="21"/>
+        </w:rPr>
+        <w:t xml:space="preserve">· </w:t>
+      </w:r>
+      <w:r>
+        <w:rPr w:rFonts="맑은 고딕">
+          <w:rFonts w:ascii="맑은 고딕" w:hAnsi="맑은 고딕" w:eastAsia="맑은 고딕"/>
+          <w:b/>
+          <w:color w:val="1F2937"/>
+          <w:sz w:val="21"/>
+        </w:rPr>
+        <w:t xml:space="preserve">그룹 소속: </w:t>
+      </w:r>
+      <w:r>
+        <w:rPr w:rFonts="맑은 고딕">
+          <w:rFonts w:ascii="맑은 고딕" w:hAnsi="맑은 고딕" w:eastAsia="맑은 고딕"/>
+          <w:b w:val="0"/>
+          <w:sz w:val="21"/>
+        </w:rPr>
+        <w:t>스튜디오 프로젝트 댄스 유닛</w:t>
+      </w:r>
+    </w:p>
+    <w:p>
+      <w:pPr>
+        <w:spacing w:line="324" w:lineRule="auto" w:after="80"/>
+      </w:pPr>
+      <w:r>
+        <w:rPr w:rFonts="맑은 고딕">
+          <w:rFonts w:ascii="맑은 고딕" w:hAnsi="맑은 고딕" w:eastAsia="맑은 고딕"/>
+          <w:b w:val="0"/>
+          <w:color w:val="6B7280"/>
+          <w:sz w:val="21"/>
+        </w:rPr>
+        <w:t xml:space="preserve">· </w:t>
+      </w:r>
+      <w:r>
+        <w:rPr w:rFonts="맑은 고딕">
+          <w:rFonts w:ascii="맑은 고딕" w:hAnsi="맑은 고딕" w:eastAsia="맑은 고딕"/>
+          <w:b/>
+          <w:color w:val="1F2937"/>
+          <w:sz w:val="21"/>
+        </w:rPr>
+        <w:t xml:space="preserve">아티스트 소개: </w:t>
+      </w:r>
+      <w:r>
+        <w:rPr w:rFonts="맑은 고딕">
+          <w:rFonts w:ascii="맑은 고딕" w:hAnsi="맑은 고딕" w:eastAsia="맑은 고딕"/>
+          <w:b w:val="0"/>
+          <w:sz w:val="21"/>
+        </w:rPr>
+        <w:t>CHILL(냉기)은 차가운 전자음의 미학 속에 뜨거운 인간의 박동을 직조해 내는 독창적인 감각을 지닌 프로젝트입니다. 원곡이 가진 글램 록의 파괴력을 유려한 유로 신스 팝의 감수성으로 치환하여, 대중음악의 장르적 경계를 허물고 새로운 음향적 쾌감을 제시한 선구적 위상을 지닙니다.</w:t>
+      </w:r>
+    </w:p>
+    <w:p>
+      <w:pPr>
+        <w:spacing w:line="324" w:lineRule="auto" w:before="200" w:after="80"/>
+      </w:pPr>
+      <w:r>
+        <w:rPr w:rFonts="맑은 고딕">
+          <w:rFonts w:ascii="맑은 고딕" w:hAnsi="맑은 고딕" w:eastAsia="맑은 고딕"/>
+          <w:b/>
+          <w:color w:val="1E3A8A"/>
+          <w:sz w:val="24"/>
+        </w:rPr>
+        <w:t>3. 음반 상세 분석</w:t>
+      </w:r>
+    </w:p>
+    <w:p>
+      <w:pPr>
+        <w:spacing w:line="324" w:lineRule="auto" w:after="80"/>
+      </w:pPr>
+      <w:r>
+        <w:rPr w:rFonts="맑은 고딕">
+          <w:rFonts w:ascii="맑은 고딕" w:hAnsi="맑은 고딕" w:eastAsia="맑은 고딕"/>
+          <w:b w:val="0"/>
+          <w:color w:val="6B7280"/>
+          <w:sz w:val="21"/>
+        </w:rPr>
+        <w:t xml:space="preserve">· </w:t>
+      </w:r>
+      <w:r>
+        <w:rPr w:rFonts="맑은 고딕">
+          <w:rFonts w:ascii="맑은 고딕" w:hAnsi="맑은 고딕" w:eastAsia="맑은 고딕"/>
+          <w:b/>
+          <w:color w:val="1F2937"/>
+          <w:sz w:val="21"/>
+        </w:rPr>
+        <w:t xml:space="preserve">역사적 위치: </w:t>
+      </w:r>
+      <w:r>
+        <w:rPr w:rFonts="맑은 고딕">
+          <w:rFonts w:ascii="맑은 고딕" w:hAnsi="맑은 고딕" w:eastAsia="맑은 고딕"/>
+          <w:b w:val="0"/>
+          <w:sz w:val="21"/>
+        </w:rPr>
+        <w:t>대중음악사에서 가장 성공적인 크로스오버 명곡 중 하나를 현대적인 클럽 사운드로 계승한 수작입니다. 통상적인 33⅓ RPM 음반이 담아내지 못하는 광대역 주파수와 깊은 저역의 에너지를 45 RPM 규격으로 담아냄으로써, 댄스 음악 역시 하이엔드 아날로그 오디오의 훌륭한 레퍼런스가 될 수 있음을 증명한 의의를 지닙니다.</w:t>
+      </w:r>
+    </w:p>
+    <w:p>
+      <w:pPr>
+        <w:spacing w:line="324" w:lineRule="auto" w:after="80"/>
+      </w:pPr>
+      <w:r>
+        <w:rPr w:rFonts="맑은 고딕">
+          <w:rFonts w:ascii="맑은 고딕" w:hAnsi="맑은 고딕" w:eastAsia="맑은 고딕"/>
+          <w:b w:val="0"/>
+          <w:color w:val="6B7280"/>
+          <w:sz w:val="21"/>
+        </w:rPr>
+        <w:t xml:space="preserve">· </w:t>
+      </w:r>
+      <w:r>
+        <w:rPr w:rFonts="맑은 고딕">
+          <w:rFonts w:ascii="맑은 고딕" w:hAnsi="맑은 고딕" w:eastAsia="맑은 고딕"/>
+          <w:b/>
+          <w:color w:val="1F2937"/>
+          <w:sz w:val="21"/>
+        </w:rPr>
+        <w:t xml:space="preserve">시대의 흔적(스토리텔링): </w:t>
+      </w:r>
+      <w:r>
+        <w:rPr w:rFonts="맑은 고딕">
+          <w:rFonts w:ascii="맑은 고딕" w:hAnsi="맑은 고딕" w:eastAsia="맑은 고딕"/>
+          <w:b w:val="0"/>
+          <w:sz w:val="21"/>
+        </w:rPr>
+        <w:t>화려한 네온사인과 일렁이는 미러볼 아래, 젊음의 환희와 도시적 고독이 교차하던 그 시절 밤의 공기가 고스란히 담겨 있습니다. 록과 일렉트로닉이 조우하던 과도기적 열기 속에서, 청춘들이 온몸으로 음악을 소비하고 자유를 갈망하던 시대의 정서가 소릿골 깊숙이 아로새겨져 있습니다.</w:t>
+      </w:r>
+    </w:p>
+    <w:p>
+      <w:pPr>
+        <w:spacing w:line="324" w:lineRule="auto" w:before="200" w:after="80"/>
+      </w:pPr>
+      <w:r>
+        <w:rPr w:rFonts="맑은 고딕">
+          <w:rFonts w:ascii="맑은 고딕" w:hAnsi="맑은 고딕" w:eastAsia="맑은 고딕"/>
+          <w:b/>
+          <w:color w:val="1E3A8A"/>
+          <w:sz w:val="24"/>
+        </w:rPr>
+        <w:t>4. 주요 수록곡 및 감상 제언</w:t>
+      </w:r>
+    </w:p>
+    <w:p>
+      <w:pPr>
+        <w:spacing w:line="324" w:lineRule="auto" w:after="80"/>
+      </w:pPr>
+      <w:r>
+        <w:rPr w:rFonts="맑은 고딕">
+          <w:rFonts w:ascii="맑은 고딕" w:hAnsi="맑은 고딕" w:eastAsia="맑은 고딕"/>
+          <w:b w:val="0"/>
+          <w:color w:val="6B7280"/>
+          <w:sz w:val="21"/>
+        </w:rPr>
+        <w:t xml:space="preserve">· </w:t>
+      </w:r>
+      <w:r>
+        <w:rPr w:rFonts="맑은 고딕">
+          <w:rFonts w:ascii="맑은 고딕" w:hAnsi="맑은 고딕" w:eastAsia="맑은 고딕"/>
+          <w:b/>
+          <w:color w:val="1F2937"/>
+          <w:sz w:val="21"/>
+        </w:rPr>
+        <w:t xml:space="preserve">주요 수록곡 특징: </w:t>
+      </w:r>
+      <w:r>
+        <w:rPr w:rFonts="맑은 고딕">
+          <w:rFonts w:ascii="맑은 고딕" w:hAnsi="맑은 고딕" w:eastAsia="맑은 고딕"/>
+          <w:b w:val="0"/>
+          <w:sz w:val="21"/>
+        </w:rPr>
+        <w:t>타이틀 트랙 'I was made for Loving You'는 원곡의 중독적인 멜로디 라인을 날카롭고 세련된 신디사이저 아르페지오와 묵직한 베이스 킥으로 재구성했습니다. 서늘한 텍스처(냉기) 속에서 서서히 피어오르는 보컬의 서정성과 폭발적인 댄스 비트의 대비는 청자에게 잊을 수 없는 극적인 긴장감을 선사합니다.</w:t>
+      </w:r>
+    </w:p>
+    <w:p>
+      <w:pPr>
+        <w:spacing w:line="324" w:lineRule="auto" w:after="80"/>
+      </w:pPr>
+      <w:r>
+        <w:rPr w:rFonts="맑은 고딕">
+          <w:rFonts w:ascii="맑은 고딕" w:hAnsi="맑은 고딕" w:eastAsia="맑은 고딕"/>
+          <w:b w:val="0"/>
+          <w:color w:val="6B7280"/>
+          <w:sz w:val="21"/>
+        </w:rPr>
+        <w:t xml:space="preserve">· </w:t>
+      </w:r>
+      <w:r>
+        <w:rPr w:rFonts="맑은 고딕">
+          <w:rFonts w:ascii="맑은 고딕" w:hAnsi="맑은 고딕" w:eastAsia="맑은 고딕"/>
+          <w:b/>
+          <w:color w:val="1F2937"/>
+          <w:sz w:val="21"/>
+        </w:rPr>
+        <w:t xml:space="preserve">빈티지 감상 제언: </w:t>
+      </w:r>
+      <w:r>
+        <w:rPr w:rFonts="맑은 고딕">
+          <w:rFonts w:ascii="맑은 고딕" w:hAnsi="맑은 고딕" w:eastAsia="맑은 고딕"/>
+          <w:b w:val="0"/>
+          <w:sz w:val="21"/>
+        </w:rPr>
+        <w:t>턴테이블의 회전수를 45 RPM으로 맞추고 바늘을 올리는 순간, 넓은 홈에서 터져 나오는 선명한 타격감과 단단한 베이스가 청음 공간을 가득 채웁니다. 진공관 앰프를 매칭할 경우 전자 악기 특유의 자극적인 고역이 부드럽고 윤기 있게 다듬어져, 디지털 음원에서는 결코 맛볼 수 없는 아날로그 특유의 온기와 입체적인 무대감을 온전히 누릴 수 있습니다.</w:t>
+      </w:r>
+    </w:p>
+    <w:p>
+      <w:pPr>
+        <w:spacing w:line="324" w:lineRule="auto" w:after="80"/>
+      </w:pPr>
+      <w:r>
+        <w:rPr w:rFonts="맑은 고딕">
+          <w:rFonts w:ascii="맑은 고딕" w:hAnsi="맑은 고딕" w:eastAsia="맑은 고딕"/>
+          <w:b w:val="0"/>
+          <w:color w:val="6B7280"/>
+          <w:sz w:val="21"/>
+        </w:rPr>
+        <w:t xml:space="preserve">· </w:t>
+      </w:r>
+      <w:r>
+        <w:rPr w:rFonts="맑은 고딕">
+          <w:rFonts w:ascii="맑은 고딕" w:hAnsi="맑은 고딕" w:eastAsia="맑은 고딕"/>
+          <w:b/>
+          <w:color w:val="1F2937"/>
+          <w:sz w:val="21"/>
+        </w:rPr>
+        <w:t xml:space="preserve">소장 가치: </w:t>
+      </w:r>
+      <w:r>
+        <w:rPr w:rFonts="맑은 고딕">
+          <w:rFonts w:ascii="맑은 고딕" w:hAnsi="맑은 고딕" w:eastAsia="맑은 고딕"/>
+          <w:b w:val="0"/>
+          <w:sz w:val="21"/>
+        </w:rPr>
+        <w:t>정규 앨범에서는 경험하기 힘든 45회전 맥시 싱글만의 뛰어난 음압과 압도적인 다이내믹 레인지를 자랑합니다. 아날로그 사운드의 극한을 즐기려는 오디오파일뿐만 아니라, 80~90년대 댄스/크로스오버 명곡의 희귀 버전을 추적하는 빈티지 컬렉터에게도 놓칠 수 없는 귀중한 음반입니다.</w:t>
+      </w:r>
+    </w:p>
+    <w:p>
+      <w:pPr>
+        <w:spacing w:line="324" w:lineRule="auto" w:after="120" w:before="160"/>
+      </w:pPr>
+      <w:r>
+        <w:rPr w:rFonts="맑은 고딕">
+          <w:rFonts w:ascii="맑은 고딕" w:hAnsi="맑은 고딕" w:eastAsia="맑은 고딕"/>
+          <w:b/>
+          <w:color w:val="4338CA"/>
+          <w:sz w:val="21"/>
+        </w:rPr>
+        <w:t>이 음반을 통해 차가운 비트 속에 타오르는 아날로그의 원초적 열정이 전해주는 감동을 다시 한번 경험해 보시는 것은 어떨까요?</w:t>
       </w:r>
     </w:p>
     <w:sectPr>
       <w:pgSz w:w="12240" w:h="15840"/>
-      <w:pgMar w:top="1440" w:right="1440" w:bottom="1440" w:left="1440" w:header="720" w:footer="720" w:gutter="0"/>
+      <w:pgMar w:top="1152" w:right="1296" w:bottom="1152" w:left="1296" w:header="720" w:footer="720" w:gutter="0"/>
       <w:cols w:space="720"/>
       <w:docGrid w:linePitch="360"/>
     </w:sectPr>

--- a/word_reports/LP_0405_위치_490_CHILL_I was made for Lovi.docx
+++ b/word_reports/LP_0405_위치_490_CHILL_I was made for Lovi.docx
@@ -13,7 +13,7 @@
           <w:color w:val="1E3A8A"/>
           <w:sz w:val="30"/>
         </w:rPr>
-        <w:t>CHILL (냉기) - I was made for Loving You /45rpm</w:t>
+        <w:t>Various Artists - Dance Party 90s</w:t>
       </w:r>
     </w:p>
     <w:p>
@@ -32,7 +32,7 @@
     </w:p>
     <w:p>
       <w:pPr>
-        <w:spacing w:line="324" w:lineRule="auto" w:before="80" w:after="160"/>
+        <w:spacing w:line="324" w:lineRule="auto" w:before="80" w:after="120"/>
       </w:pPr>
       <w:r>
         <w:rPr w:rFonts="맑은 고딕">
@@ -42,13 +42,6 @@
           <w:sz w:val="22"/>
         </w:rPr>
         <w:t xml:space="preserve">[음반 소개] </w:t>
-      </w:r>
-      <w:r>
-        <w:rPr w:rFonts="맑은 고딕">
-          <w:rFonts w:ascii="맑은 고딕" w:hAnsi="맑은 고딕" w:eastAsia="맑은 고딕"/>
-          <w:b w:val="0"/>
-          <w:sz w:val="21"/>
-        </w:rPr>
       </w:r>
     </w:p>
     <w:p>
@@ -61,7 +54,20 @@
           <w:b w:val="0"/>
           <w:sz w:val="21"/>
         </w:rPr>
-        <w:t>록의 야성과 디스코의 관능이 교차하던 시대를 뒤흔든 불멸의 선율이 CHILL의 손길을 거쳐 지극히 현대적이고도 서늘한 열정으로 재탄생한 명작입니다. 전설적인 앤섬(Anthem)을 45회전(RPM) 바이닐 특유의 압도적인 다이내믹스와 농밀한 아날로그 사운드로 각인하여, 댄스 플로어의 열기와 오디오파일의 청각적 쾌감을 완벽히 포섭합니다. 넓은 소릿골을 타고 흐르는 그루브 속에 새겨진 팽팽한 긴장감과 매혹적인 멜로디는 시간의 풍화를 견뎌내고 오늘날에도 청자의 심장을 요동치게 만듭니다.</w:t>
+        <w:t>90년대 대중음악의 가장 눈부신 장르였던 댄스 음악의 정수를 모아놓은 스페셜 에디션 LP입니다. 파워풀한 리듬 섹션과 감각적인 멜로디가 조화를 이루며 세월이 흘러도 바래지 않는 영원한 청춘의 열기를 뿜어냅니다.</w:t>
+      </w:r>
+    </w:p>
+    <w:p>
+      <w:pPr>
+        <w:spacing w:line="324" w:lineRule="auto" w:after="120"/>
+      </w:pPr>
+      <w:r>
+        <w:rPr w:rFonts="맑은 고딕">
+          <w:rFonts w:ascii="맑은 고딕" w:hAnsi="맑은 고딕" w:eastAsia="맑은 고딕"/>
+          <w:b w:val="0"/>
+          <w:sz w:val="21"/>
+        </w:rPr>
+        <w:t>오리지널 마스터 테이프의 깊이를 살린 바이닐 프레싱 덕분에 현대의 디지털 음원에서는 느끼기 힘든 자연스럽고 편안한 공간감을 선사합니다. 아날로그 애호가의 감성을 자극하는 완성도 높은 컴필레이션입니다.</w:t>
       </w:r>
     </w:p>
     <w:p>
@@ -106,7 +112,7 @@
           <w:b w:val="0"/>
           <w:sz w:val="21"/>
         </w:rPr>
-        <w:t>I was made for Loving You /45rpm</w:t>
+        <w:t>Dance Party 90s</w:t>
       </w:r>
     </w:p>
     <w:p>
@@ -137,7 +143,7 @@
           <w:b w:val="0"/>
           <w:sz w:val="21"/>
         </w:rPr>
-        <w:t>CHILL (냉기)</w:t>
+        <w:t>Various Artists</w:t>
       </w:r>
     </w:p>
     <w:p>
@@ -168,7 +174,7 @@
           <w:b w:val="0"/>
           <w:sz w:val="21"/>
         </w:rPr>
-        <w:t>전설적인 록 밴드 키스(KISS)의 시대를 초월한 명곡을 감각적인 신스 사운드와 댄스 비트로 재해석하여 선보인 12인치 맥시 싱글(Maxi-Single)입니다. 오디오 시스템의 극한을 시험하고 최상의 음향적 분해능을 구현하기 위해 45 RPM 고음질 포맷으로 정밀하게 마스터링 및 커팅되어 바이닐의 역사적 성격을 오롯이 드러냅니다.</w:t>
+        <w:t>1990년대 중반 발매된 정통 댄스 컬렉션 바이닐</w:t>
       </w:r>
     </w:p>
     <w:p>
@@ -199,7 +205,7 @@
           <w:b w:val="0"/>
           <w:sz w:val="21"/>
         </w:rPr>
-        <w:t>발매 당시 유럽 클럽 씬과 글로벌 댄스 플로어를 중심으로 열광적인 반향을 일으켰으며, DJ와 오디오 애호가들의 입소문을 타며 수입 LP 시장과 전문 바이닐 숍에서 꾸준한 지지를 얻은 스테디셀러 음반입니다.</w:t>
+        <w:t>클럽 및 파티 피플의 필청 음반으로 지속적인 사랑</w:t>
       </w:r>
     </w:p>
     <w:p>
@@ -230,7 +236,7 @@
           <w:b w:val="0"/>
           <w:sz w:val="21"/>
         </w:rPr>
-        <w:t>제도권의 상업적 트로피를 넘어, 당대 언더그라운드 클럽 씬과 댄스 바이닐 컬렉터들 사이에서 원곡의 에너지를 가장 스타일리시하고 오디오파일적으로 재해석한 '머스트 해브(Must-have) 아이템'으로 확고한 찬사를 받았습니다.</w:t>
+        <w:t>90년대 베스트 댄스 셀렉션 선정</w:t>
       </w:r>
     </w:p>
     <w:p>
@@ -275,7 +281,7 @@
           <w:b w:val="0"/>
           <w:sz w:val="21"/>
         </w:rPr>
-        <w:t>유럽 (다국적 프로젝트)</w:t>
+        <w:t>다국적</w:t>
       </w:r>
     </w:p>
     <w:p>
@@ -306,7 +312,7 @@
           <w:b w:val="0"/>
           <w:sz w:val="21"/>
         </w:rPr>
-        <w:t>1980년대 후반 결성</w:t>
+        <w:t>1990년대</w:t>
       </w:r>
     </w:p>
     <w:p>
@@ -337,7 +343,7 @@
           <w:b w:val="0"/>
           <w:sz w:val="21"/>
         </w:rPr>
-        <w:t>스튜디오 프로젝트 댄스 유닛</w:t>
+        <w:t>옴니버스</w:t>
       </w:r>
     </w:p>
     <w:p>
@@ -368,7 +374,7 @@
           <w:b w:val="0"/>
           <w:sz w:val="21"/>
         </w:rPr>
-        <w:t>CHILL(냉기)은 차가운 전자음의 미학 속에 뜨거운 인간의 박동을 직조해 내는 독창적인 감각을 지닌 프로젝트입니다. 원곡이 가진 글램 록의 파괴력을 유려한 유로 신스 팝의 감수성으로 치환하여, 대중음악의 장르적 경계를 허물고 새로운 음향적 쾌감을 제시한 선구적 위상을 지닙니다.</w:t>
+        <w:t>90년대를 대표하는 전설적인 댄스 팝 아티스트들의 시그니처 트랙 집대성</w:t>
       </w:r>
     </w:p>
     <w:p>
@@ -413,7 +419,7 @@
           <w:b w:val="0"/>
           <w:sz w:val="21"/>
         </w:rPr>
-        <w:t>대중음악사에서 가장 성공적인 크로스오버 명곡 중 하나를 현대적인 클럽 사운드로 계승한 수작입니다. 통상적인 33⅓ RPM 음반이 담아내지 못하는 광대역 주파수와 깊은 저역의 에너지를 45 RPM 규격으로 담아냄으로써, 댄스 음악 역시 하이엔드 아날로그 오디오의 훌륭한 레퍼런스가 될 수 있음을 증명한 의의를 지닙니다.</w:t>
+        <w:t>90년대 댄스 뮤직이 완성해 낸 대중적 어법과 사운드 메커니즘을 명확히 보여줍니다.</w:t>
       </w:r>
     </w:p>
     <w:p>
@@ -444,7 +450,7 @@
           <w:b w:val="0"/>
           <w:sz w:val="21"/>
         </w:rPr>
-        <w:t>화려한 네온사인과 일렁이는 미러볼 아래, 젊음의 환희와 도시적 고독이 교차하던 그 시절 밤의 공기가 고스란히 담겨 있습니다. 록과 일렉트로닉이 조우하던 과도기적 열기 속에서, 청춘들이 온몸으로 음악을 소비하고 자유를 갈망하던 시대의 정서가 소릿골 깊숙이 아로새겨져 있습니다.</w:t>
+        <w:t>음악이 있어 행복했던 90년대의 순수하고 뜨거웠던 열정을 대변합니다.</w:t>
       </w:r>
     </w:p>
     <w:p>
@@ -489,7 +495,7 @@
           <w:b w:val="0"/>
           <w:sz w:val="21"/>
         </w:rPr>
-        <w:t>타이틀 트랙 'I was made for Loving You'는 원곡의 중독적인 멜로디 라인을 날카롭고 세련된 신디사이저 아르페지오와 묵직한 베이스 킥으로 재구성했습니다. 서늘한 텍스처(냉기) 속에서 서서히 피어오르는 보컬의 서정성과 폭발적인 댄스 비트의 대비는 청자에게 잊을 수 없는 극적인 긴장감을 선사합니다.</w:t>
+        <w:t>심장을 고동치게 만드는 킥 드럼과 폭발적인 보컬이 어우러진 댄스 트랙</w:t>
       </w:r>
     </w:p>
     <w:p>
@@ -520,7 +526,7 @@
           <w:b w:val="0"/>
           <w:sz w:val="21"/>
         </w:rPr>
-        <w:t>턴테이블의 회전수를 45 RPM으로 맞추고 바늘을 올리는 순간, 넓은 홈에서 터져 나오는 선명한 타격감과 단단한 베이스가 청음 공간을 가득 채웁니다. 진공관 앰프를 매칭할 경우 전자 악기 특유의 자극적인 고역이 부드럽고 윤기 있게 다듬어져, 디지털 음원에서는 결코 맛볼 수 없는 아날로그 특유의 온기와 입체적인 무대감을 온전히 누릴 수 있습니다.</w:t>
+        <w:t>진공관 앰프의 부드러운 하모닉스가 빠른 전자음의 피로감을 지워주어 장시간 감상에도 편안합니다.</w:t>
       </w:r>
     </w:p>
     <w:p>
@@ -551,7 +557,7 @@
           <w:b w:val="0"/>
           <w:sz w:val="21"/>
         </w:rPr>
-        <w:t>정규 앨범에서는 경험하기 힘든 45회전 맥시 싱글만의 뛰어난 음압과 압도적인 다이내믹 레인지를 자랑합니다. 아날로그 사운드의 극한을 즐기려는 오디오파일뿐만 아니라, 80~90년대 댄스/크로스오버 명곡의 희귀 버전을 추적하는 빈티지 컬렉터에게도 놓칠 수 없는 귀중한 음반입니다.</w:t>
+        <w:t>음반장에 꽂아두고 기분 전환이 필요할 때마다 꺼내 듣기 좋은 실용적인 명반입니다.</w:t>
       </w:r>
     </w:p>
     <w:p>
@@ -565,7 +571,7 @@
           <w:color w:val="4338CA"/>
           <w:sz w:val="21"/>
         </w:rPr>
-        <w:t>이 음반을 통해 차가운 비트 속에 타오르는 아날로그의 원초적 열정이 전해주는 감동을 다시 한번 경험해 보시는 것은 어떨까요?</w:t>
+        <w:t>이 음반을 통해 아날로그 사운드가 전해주는 활기찬 감동을 다시 한번 경험해 보시는 것은 어떨까요?</w:t>
       </w:r>
     </w:p>
     <w:sectPr>
